--- a/politica-controle-tecnologico/arquivos/Anexo_3_Divergencia_Laboratorios_R00.docx
+++ b/politica-controle-tecnologico/arquivos/Anexo_3_Divergencia_Laboratorios_R00.docx
@@ -2314,7 +2314,7 @@
         <w:noProof/>
       </w:rPr>
       <w:drawing>
-        <wp:inline distT="0" distB="0" distL="0" distR="0" wp14:anchorId="4BA01E53" wp14:editId="58B843FF">
+        <wp:inline distT="0" distB="0" distL="0" distR="0" wp14:anchorId="237D567D" wp14:editId="1A6BB85A">
           <wp:extent cx="1872000" cy="501930"/>
           <wp:effectExtent l="0" t="0" r="0" b="0"/>
           <wp:docPr id="1" name="Picture 1"/>
@@ -2526,31 +2526,31 @@
       </w:rPr>
     </w:lvl>
   </w:abstractNum>
-  <w:num w:numId="1" w16cid:durableId="1373190333">
+  <w:num w:numId="1" w16cid:durableId="170267184">
     <w:abstractNumId w:val="8"/>
   </w:num>
-  <w:num w:numId="2" w16cid:durableId="716898950">
+  <w:num w:numId="2" w16cid:durableId="571308436">
     <w:abstractNumId w:val="6"/>
   </w:num>
-  <w:num w:numId="3" w16cid:durableId="953631616">
+  <w:num w:numId="3" w16cid:durableId="818838854">
     <w:abstractNumId w:val="5"/>
   </w:num>
-  <w:num w:numId="4" w16cid:durableId="2083212729">
+  <w:num w:numId="4" w16cid:durableId="1028725628">
     <w:abstractNumId w:val="4"/>
   </w:num>
-  <w:num w:numId="5" w16cid:durableId="920338776">
+  <w:num w:numId="5" w16cid:durableId="1146312247">
     <w:abstractNumId w:val="7"/>
   </w:num>
-  <w:num w:numId="6" w16cid:durableId="1619870727">
+  <w:num w:numId="6" w16cid:durableId="237330103">
     <w:abstractNumId w:val="3"/>
   </w:num>
-  <w:num w:numId="7" w16cid:durableId="2028100186">
+  <w:num w:numId="7" w16cid:durableId="1568879176">
     <w:abstractNumId w:val="2"/>
   </w:num>
-  <w:num w:numId="8" w16cid:durableId="1302148002">
+  <w:num w:numId="8" w16cid:durableId="1812599525">
     <w:abstractNumId w:val="1"/>
   </w:num>
-  <w:num w:numId="9" w16cid:durableId="1564028243">
+  <w:num w:numId="9" w16cid:durableId="1804038266">
     <w:abstractNumId w:val="0"/>
   </w:num>
 </w:numbering>

--- a/politica-controle-tecnologico/arquivos/Anexo_3_Divergencia_Laboratorios_R00.docx
+++ b/politica-controle-tecnologico/arquivos/Anexo_3_Divergencia_Laboratorios_R00.docx
@@ -2314,7 +2314,7 @@
         <w:noProof/>
       </w:rPr>
       <w:drawing>
-        <wp:inline distT="0" distB="0" distL="0" distR="0" wp14:anchorId="237D567D" wp14:editId="1A6BB85A">
+        <wp:inline distT="0" distB="0" distL="0" distR="0" wp14:anchorId="3B9A89F6" wp14:editId="32AB6761">
           <wp:extent cx="1872000" cy="501930"/>
           <wp:effectExtent l="0" t="0" r="0" b="0"/>
           <wp:docPr id="1" name="Picture 1"/>
@@ -2526,31 +2526,31 @@
       </w:rPr>
     </w:lvl>
   </w:abstractNum>
-  <w:num w:numId="1" w16cid:durableId="170267184">
+  <w:num w:numId="1" w16cid:durableId="1478961421">
     <w:abstractNumId w:val="8"/>
   </w:num>
-  <w:num w:numId="2" w16cid:durableId="571308436">
+  <w:num w:numId="2" w16cid:durableId="1266186668">
     <w:abstractNumId w:val="6"/>
   </w:num>
-  <w:num w:numId="3" w16cid:durableId="818838854">
+  <w:num w:numId="3" w16cid:durableId="799029210">
     <w:abstractNumId w:val="5"/>
   </w:num>
-  <w:num w:numId="4" w16cid:durableId="1028725628">
+  <w:num w:numId="4" w16cid:durableId="1500392575">
     <w:abstractNumId w:val="4"/>
   </w:num>
-  <w:num w:numId="5" w16cid:durableId="1146312247">
+  <w:num w:numId="5" w16cid:durableId="237910814">
     <w:abstractNumId w:val="7"/>
   </w:num>
-  <w:num w:numId="6" w16cid:durableId="237330103">
+  <w:num w:numId="6" w16cid:durableId="576794333">
     <w:abstractNumId w:val="3"/>
   </w:num>
-  <w:num w:numId="7" w16cid:durableId="1568879176">
+  <w:num w:numId="7" w16cid:durableId="2032024954">
     <w:abstractNumId w:val="2"/>
   </w:num>
-  <w:num w:numId="8" w16cid:durableId="1812599525">
+  <w:num w:numId="8" w16cid:durableId="396635079">
     <w:abstractNumId w:val="1"/>
   </w:num>
-  <w:num w:numId="9" w16cid:durableId="1804038266">
+  <w:num w:numId="9" w16cid:durableId="736821365">
     <w:abstractNumId w:val="0"/>
   </w:num>
 </w:numbering>

--- a/politica-controle-tecnologico/arquivos/Anexo_3_Divergencia_Laboratorios_R00.docx
+++ b/politica-controle-tecnologico/arquivos/Anexo_3_Divergencia_Laboratorios_R00.docx
@@ -32,7 +32,7 @@
           <w:color w:val="617177"/>
           <w:sz w:val="21"/>
         </w:rPr>
-        <w:t>Código POL-CT-116-A3 · Revisão R00 · 17/10/2026 · Status PR</w:t>
+        <w:t>Código POL-CT-116-A3 · Revisão R00 · 17/10/2026 · Status AP</w:t>
       </w:r>
     </w:p>
     <w:tbl>
@@ -170,7 +170,7 @@
               <w:rPr>
                 <w:sz w:val="19"/>
               </w:rPr>
-              <w:t>PR</w:t>
+              <w:t>AP</w:t>
             </w:r>
           </w:p>
         </w:tc>
@@ -262,7 +262,7 @@
               <w:rPr>
                 <w:sz w:val="19"/>
               </w:rPr>
-              <w:t>Coordenação de Pavimento e Controle Tecnológico</w:t>
+              <w:t>Coordenação de Pavimento e Monitoração</w:t>
             </w:r>
             <w:r>
               <w:br/>
@@ -271,7 +271,7 @@
               <w:rPr>
                 <w:sz w:val="19"/>
               </w:rPr>
-              <w:t>Assinatura/data: [a assinar na emissão]</w:t>
+              <w:t>Assinatura/data: aprovado em 17/10/2026</w:t>
             </w:r>
           </w:p>
         </w:tc>
@@ -296,7 +296,7 @@
               <w:rPr>
                 <w:sz w:val="19"/>
               </w:rPr>
-              <w:t>Assinatura/data: [a assinar na emissão]</w:t>
+              <w:t>Assinatura/data: aprovado em 17/10/2026</w:t>
             </w:r>
           </w:p>
         </w:tc>
@@ -1253,10 +1253,10 @@
         <w:tblLook w:val="04A0" w:firstRow="1" w:lastRow="0" w:firstColumn="1" w:lastColumn="0" w:noHBand="0" w:noVBand="1"/>
       </w:tblPr>
       <w:tblGrid>
-        <w:gridCol w:w="2036"/>
-        <w:gridCol w:w="2908"/>
-        <w:gridCol w:w="2133"/>
-        <w:gridCol w:w="2278"/>
+        <w:gridCol w:w="2135"/>
+        <w:gridCol w:w="3050"/>
+        <w:gridCol w:w="2237"/>
+        <w:gridCol w:w="1932"/>
       </w:tblGrid>
       <w:tr>
         <w:trPr>
@@ -1264,7 +1264,7 @@
         </w:trPr>
         <w:tc>
           <w:tcPr>
-            <w:tcW w:w="2036" w:type="dxa"/>
+            <w:tcW w:w="2135" w:type="dxa"/>
             <w:shd w:val="clear" w:color="auto" w:fill="F3F2ED"/>
           </w:tcPr>
           <w:p>
@@ -1282,7 +1282,7 @@
         </w:tc>
         <w:tc>
           <w:tcPr>
-            <w:tcW w:w="2908" w:type="dxa"/>
+            <w:tcW w:w="3050" w:type="dxa"/>
             <w:shd w:val="clear" w:color="auto" w:fill="F3F2ED"/>
           </w:tcPr>
           <w:p>
@@ -1300,7 +1300,7 @@
         </w:tc>
         <w:tc>
           <w:tcPr>
-            <w:tcW w:w="2133" w:type="dxa"/>
+            <w:tcW w:w="2237" w:type="dxa"/>
             <w:shd w:val="clear" w:color="auto" w:fill="F3F2ED"/>
           </w:tcPr>
           <w:p>
@@ -1318,7 +1318,7 @@
         </w:tc>
         <w:tc>
           <w:tcPr>
-            <w:tcW w:w="2278" w:type="dxa"/>
+            <w:tcW w:w="1932" w:type="dxa"/>
             <w:shd w:val="clear" w:color="auto" w:fill="F3F2ED"/>
           </w:tcPr>
           <w:p>
@@ -1338,7 +1338,7 @@
       <w:tr>
         <w:tc>
           <w:tcPr>
-            <w:tcW w:w="2036" w:type="dxa"/>
+            <w:tcW w:w="2135" w:type="dxa"/>
           </w:tcPr>
           <w:p>
             <w:pPr>
@@ -1354,7 +1354,7 @@
         </w:tc>
         <w:tc>
           <w:tcPr>
-            <w:tcW w:w="2908" w:type="dxa"/>
+            <w:tcW w:w="3050" w:type="dxa"/>
           </w:tcPr>
           <w:p>
             <w:pPr>
@@ -1370,7 +1370,7 @@
         </w:tc>
         <w:tc>
           <w:tcPr>
-            <w:tcW w:w="2133" w:type="dxa"/>
+            <w:tcW w:w="2237" w:type="dxa"/>
           </w:tcPr>
           <w:p>
             <w:pPr>
@@ -1386,7 +1386,7 @@
         </w:tc>
         <w:tc>
           <w:tcPr>
-            <w:tcW w:w="2278" w:type="dxa"/>
+            <w:tcW w:w="1932" w:type="dxa"/>
           </w:tcPr>
           <w:p>
             <w:pPr>
@@ -1404,7 +1404,7 @@
       <w:tr>
         <w:tc>
           <w:tcPr>
-            <w:tcW w:w="2036" w:type="dxa"/>
+            <w:tcW w:w="2135" w:type="dxa"/>
           </w:tcPr>
           <w:p>
             <w:pPr>
@@ -1420,7 +1420,7 @@
         </w:tc>
         <w:tc>
           <w:tcPr>
-            <w:tcW w:w="2908" w:type="dxa"/>
+            <w:tcW w:w="3050" w:type="dxa"/>
           </w:tcPr>
           <w:p>
             <w:pPr>
@@ -1436,7 +1436,7 @@
         </w:tc>
         <w:tc>
           <w:tcPr>
-            <w:tcW w:w="2133" w:type="dxa"/>
+            <w:tcW w:w="2237" w:type="dxa"/>
           </w:tcPr>
           <w:p>
             <w:pPr>
@@ -1452,7 +1452,7 @@
         </w:tc>
         <w:tc>
           <w:tcPr>
-            <w:tcW w:w="2278" w:type="dxa"/>
+            <w:tcW w:w="1932" w:type="dxa"/>
           </w:tcPr>
           <w:p>
             <w:pPr>
@@ -1462,7 +1462,7 @@
               <w:rPr>
                 <w:sz w:val="18"/>
               </w:rPr>
-              <w:t>Coordenação de Pavimento e Controle Tecnológico</w:t>
+              <w:t>Coordenação de Pavimento e Monitoração</w:t>
             </w:r>
           </w:p>
         </w:tc>
@@ -1470,7 +1470,7 @@
       <w:tr>
         <w:tc>
           <w:tcPr>
-            <w:tcW w:w="2036" w:type="dxa"/>
+            <w:tcW w:w="2135" w:type="dxa"/>
           </w:tcPr>
           <w:p>
             <w:pPr>
@@ -1486,7 +1486,7 @@
         </w:tc>
         <w:tc>
           <w:tcPr>
-            <w:tcW w:w="2908" w:type="dxa"/>
+            <w:tcW w:w="3050" w:type="dxa"/>
           </w:tcPr>
           <w:p>
             <w:pPr>
@@ -1502,7 +1502,7 @@
         </w:tc>
         <w:tc>
           <w:tcPr>
-            <w:tcW w:w="2133" w:type="dxa"/>
+            <w:tcW w:w="2237" w:type="dxa"/>
           </w:tcPr>
           <w:p>
             <w:pPr>
@@ -1518,7 +1518,7 @@
         </w:tc>
         <w:tc>
           <w:tcPr>
-            <w:tcW w:w="2278" w:type="dxa"/>
+            <w:tcW w:w="1932" w:type="dxa"/>
           </w:tcPr>
           <w:p>
             <w:pPr>
@@ -1536,7 +1536,7 @@
       <w:tr>
         <w:tc>
           <w:tcPr>
-            <w:tcW w:w="2036" w:type="dxa"/>
+            <w:tcW w:w="2135" w:type="dxa"/>
           </w:tcPr>
           <w:p>
             <w:pPr>
@@ -1552,7 +1552,7 @@
         </w:tc>
         <w:tc>
           <w:tcPr>
-            <w:tcW w:w="2908" w:type="dxa"/>
+            <w:tcW w:w="3050" w:type="dxa"/>
           </w:tcPr>
           <w:p>
             <w:pPr>
@@ -1568,7 +1568,7 @@
         </w:tc>
         <w:tc>
           <w:tcPr>
-            <w:tcW w:w="2133" w:type="dxa"/>
+            <w:tcW w:w="2237" w:type="dxa"/>
           </w:tcPr>
           <w:p>
             <w:pPr>
@@ -1584,7 +1584,7 @@
         </w:tc>
         <w:tc>
           <w:tcPr>
-            <w:tcW w:w="2278" w:type="dxa"/>
+            <w:tcW w:w="1932" w:type="dxa"/>
           </w:tcPr>
           <w:p>
             <w:pPr>
@@ -1602,7 +1602,7 @@
       <w:tr>
         <w:tc>
           <w:tcPr>
-            <w:tcW w:w="2036" w:type="dxa"/>
+            <w:tcW w:w="2135" w:type="dxa"/>
           </w:tcPr>
           <w:p>
             <w:pPr>
@@ -1618,7 +1618,7 @@
         </w:tc>
         <w:tc>
           <w:tcPr>
-            <w:tcW w:w="2908" w:type="dxa"/>
+            <w:tcW w:w="3050" w:type="dxa"/>
           </w:tcPr>
           <w:p>
             <w:pPr>
@@ -1634,7 +1634,7 @@
         </w:tc>
         <w:tc>
           <w:tcPr>
-            <w:tcW w:w="2133" w:type="dxa"/>
+            <w:tcW w:w="2237" w:type="dxa"/>
           </w:tcPr>
           <w:p>
             <w:pPr>
@@ -1650,7 +1650,7 @@
         </w:tc>
         <w:tc>
           <w:tcPr>
-            <w:tcW w:w="2278" w:type="dxa"/>
+            <w:tcW w:w="1932" w:type="dxa"/>
           </w:tcPr>
           <w:p>
             <w:pPr>
@@ -1668,7 +1668,7 @@
       <w:tr>
         <w:tc>
           <w:tcPr>
-            <w:tcW w:w="2036" w:type="dxa"/>
+            <w:tcW w:w="2135" w:type="dxa"/>
           </w:tcPr>
           <w:p>
             <w:pPr>
@@ -1684,7 +1684,7 @@
         </w:tc>
         <w:tc>
           <w:tcPr>
-            <w:tcW w:w="2908" w:type="dxa"/>
+            <w:tcW w:w="3050" w:type="dxa"/>
           </w:tcPr>
           <w:p>
             <w:pPr>
@@ -1700,7 +1700,7 @@
         </w:tc>
         <w:tc>
           <w:tcPr>
-            <w:tcW w:w="2133" w:type="dxa"/>
+            <w:tcW w:w="2237" w:type="dxa"/>
           </w:tcPr>
           <w:p>
             <w:pPr>
@@ -1716,7 +1716,7 @@
         </w:tc>
         <w:tc>
           <w:tcPr>
-            <w:tcW w:w="2278" w:type="dxa"/>
+            <w:tcW w:w="1932" w:type="dxa"/>
           </w:tcPr>
           <w:p>
             <w:pPr>
@@ -2314,7 +2314,7 @@
         <w:noProof/>
       </w:rPr>
       <w:drawing>
-        <wp:inline distT="0" distB="0" distL="0" distR="0" wp14:anchorId="3B9A89F6" wp14:editId="32AB6761">
+        <wp:inline distT="0" distB="0" distL="0" distR="0" wp14:anchorId="05EA1961" wp14:editId="00DC5E75">
           <wp:extent cx="1872000" cy="501930"/>
           <wp:effectExtent l="0" t="0" r="0" b="0"/>
           <wp:docPr id="1" name="Picture 1"/>
@@ -2526,31 +2526,31 @@
       </w:rPr>
     </w:lvl>
   </w:abstractNum>
-  <w:num w:numId="1" w16cid:durableId="1478961421">
+  <w:num w:numId="1" w16cid:durableId="1573152734">
     <w:abstractNumId w:val="8"/>
   </w:num>
-  <w:num w:numId="2" w16cid:durableId="1266186668">
+  <w:num w:numId="2" w16cid:durableId="1314335036">
     <w:abstractNumId w:val="6"/>
   </w:num>
-  <w:num w:numId="3" w16cid:durableId="799029210">
+  <w:num w:numId="3" w16cid:durableId="257565296">
     <w:abstractNumId w:val="5"/>
   </w:num>
-  <w:num w:numId="4" w16cid:durableId="1500392575">
+  <w:num w:numId="4" w16cid:durableId="2019841673">
     <w:abstractNumId w:val="4"/>
   </w:num>
-  <w:num w:numId="5" w16cid:durableId="237910814">
+  <w:num w:numId="5" w16cid:durableId="523788209">
     <w:abstractNumId w:val="7"/>
   </w:num>
-  <w:num w:numId="6" w16cid:durableId="576794333">
+  <w:num w:numId="6" w16cid:durableId="1411464204">
     <w:abstractNumId w:val="3"/>
   </w:num>
-  <w:num w:numId="7" w16cid:durableId="2032024954">
+  <w:num w:numId="7" w16cid:durableId="683437488">
     <w:abstractNumId w:val="2"/>
   </w:num>
-  <w:num w:numId="8" w16cid:durableId="396635079">
+  <w:num w:numId="8" w16cid:durableId="287052516">
     <w:abstractNumId w:val="1"/>
   </w:num>
-  <w:num w:numId="9" w16cid:durableId="736821365">
+  <w:num w:numId="9" w16cid:durableId="642276604">
     <w:abstractNumId w:val="0"/>
   </w:num>
 </w:numbering>

--- a/politica-controle-tecnologico/arquivos/Anexo_3_Divergencia_Laboratorios_R00.docx
+++ b/politica-controle-tecnologico/arquivos/Anexo_3_Divergencia_Laboratorios_R00.docx
@@ -271,7 +271,7 @@
               <w:rPr>
                 <w:sz w:val="19"/>
               </w:rPr>
-              <w:t>Assinatura/data: aprovado em 17/10/2026</w:t>
+              <w:t>Assinatura/data: aprovado em 21/10/2026</w:t>
             </w:r>
           </w:p>
         </w:tc>
@@ -296,7 +296,7 @@
               <w:rPr>
                 <w:sz w:val="19"/>
               </w:rPr>
-              <w:t>Assinatura/data: aprovado em 17/10/2026</w:t>
+              <w:t>Assinatura/data: aprovado em 21/10/2026</w:t>
             </w:r>
           </w:p>
         </w:tc>
@@ -2314,7 +2314,7 @@
         <w:noProof/>
       </w:rPr>
       <w:drawing>
-        <wp:inline distT="0" distB="0" distL="0" distR="0" wp14:anchorId="05EA1961" wp14:editId="00DC5E75">
+        <wp:inline distT="0" distB="0" distL="0" distR="0" wp14:anchorId="3FBF6206" wp14:editId="2C2053CD">
           <wp:extent cx="1872000" cy="501930"/>
           <wp:effectExtent l="0" t="0" r="0" b="0"/>
           <wp:docPr id="1" name="Picture 1"/>
@@ -2526,31 +2526,31 @@
       </w:rPr>
     </w:lvl>
   </w:abstractNum>
-  <w:num w:numId="1" w16cid:durableId="1573152734">
+  <w:num w:numId="1" w16cid:durableId="1339190860">
     <w:abstractNumId w:val="8"/>
   </w:num>
-  <w:num w:numId="2" w16cid:durableId="1314335036">
+  <w:num w:numId="2" w16cid:durableId="1533684083">
     <w:abstractNumId w:val="6"/>
   </w:num>
-  <w:num w:numId="3" w16cid:durableId="257565296">
+  <w:num w:numId="3" w16cid:durableId="256332687">
     <w:abstractNumId w:val="5"/>
   </w:num>
-  <w:num w:numId="4" w16cid:durableId="2019841673">
+  <w:num w:numId="4" w16cid:durableId="1556236353">
     <w:abstractNumId w:val="4"/>
   </w:num>
-  <w:num w:numId="5" w16cid:durableId="523788209">
+  <w:num w:numId="5" w16cid:durableId="1317415672">
     <w:abstractNumId w:val="7"/>
   </w:num>
-  <w:num w:numId="6" w16cid:durableId="1411464204">
+  <w:num w:numId="6" w16cid:durableId="1298493895">
     <w:abstractNumId w:val="3"/>
   </w:num>
-  <w:num w:numId="7" w16cid:durableId="683437488">
+  <w:num w:numId="7" w16cid:durableId="2040280975">
     <w:abstractNumId w:val="2"/>
   </w:num>
-  <w:num w:numId="8" w16cid:durableId="287052516">
+  <w:num w:numId="8" w16cid:durableId="912205921">
     <w:abstractNumId w:val="1"/>
   </w:num>
-  <w:num w:numId="9" w16cid:durableId="642276604">
+  <w:num w:numId="9" w16cid:durableId="45374756">
     <w:abstractNumId w:val="0"/>
   </w:num>
 </w:numbering>
